--- a/documents-src/guidelines/cpcf-rising-roots-black-futures-fund-2027-rfp.docx
+++ b/documents-src/guidelines/cpcf-rising-roots-black-futures-fund-2027-rfp.docx
@@ -84,7 +84,7 @@
           </w:p>
           <w:p>
             <w:r>
-              <w:t>Program page: https://example.github.io/cinder-peaks-community-foundation/grants/rising-roots-black-futures-fund/</w:t>
+              <w:t>Program page: https://hufsa-stack.github.io/cinder-peaks-community-foundation/grants/rising-roots-black-futures-fund/</w:t>
             </w:r>
           </w:p>
         </w:tc>
@@ -800,7 +800,7 @@
         <w:t xml:space="preserve">Grant Project Budget Template: </w:t>
       </w:r>
       <w:r>
-        <w:t>https://example.github.io/cinder-peaks-community-foundation/documents/templates/cpcf-grant-project-budget-template.pdf</w:t>
+        <w:t>https://hufsa-stack.github.io/cinder-peaks-community-foundation/documents/templates/cpcf-grant-project-budget-template.pdf</w:t>
       </w:r>
     </w:p>
     <w:p>
@@ -814,7 +814,7 @@
         <w:t xml:space="preserve">Fiscal Sponsor Letter Template: </w:t>
       </w:r>
       <w:r>
-        <w:t>https://example.github.io/cinder-peaks-community-foundation/documents/templates/cpcf-fiscal-sponsor-letter-template.pdf</w:t>
+        <w:t>https://hufsa-stack.github.io/cinder-peaks-community-foundation/documents/templates/cpcf-fiscal-sponsor-letter-template.pdf</w:t>
       </w:r>
     </w:p>
     <w:p>
@@ -828,7 +828,7 @@
         <w:t xml:space="preserve">Community Impact Story Report Form: </w:t>
       </w:r>
       <w:r>
-        <w:t>https://example.github.io/cinder-peaks-community-foundation/documents/reporting/cpcf-community-impact-story-report-form.pdf</w:t>
+        <w:t>https://hufsa-stack.github.io/cinder-peaks-community-foundation/documents/reporting/cpcf-community-impact-story-report-form.pdf</w:t>
       </w:r>
     </w:p>
     <w:tbl>

--- a/documents-src/guidelines/cpcf-rising-roots-black-futures-fund-2027-rfp.docx
+++ b/documents-src/guidelines/cpcf-rising-roots-black-futures-fund-2027-rfp.docx
@@ -471,7 +471,7 @@
               <w:rPr>
                 <w:sz w:val="19"/>
               </w:rPr>
-              <w:t>Friday, January 29, 2027, 5:00 p.m. MST</w:t>
+              <w:t>Friday, January 29, 2027, 6:00 p.m. MST</w:t>
             </w:r>
           </w:p>
         </w:tc>
@@ -616,7 +616,7 @@
         <w:t xml:space="preserve">3.  Submit. </w:t>
       </w:r>
       <w:r>
-        <w:t>Submit through the CPCF Grant Portal, or email materials to grants@cinderpeakscf.org with the subject line "Rising Roots – [Organization Name]", by 5:00 p.m. MST on January 29, 2027.</w:t>
+        <w:t>Submit through the CPCF Grant Portal, or email materials to grants@cinderpeakscf.org with the subject line "Rising Roots – [Organization Name]", by 6:00 p.m. MST on January 29, 2027.</w:t>
       </w:r>
     </w:p>
     <w:p>
